--- a/public/files/نموذج تقرير الاسناد والتصفية انفاذ.docx
+++ b/public/files/نموذج تقرير الاسناد والتصفية انفاذ.docx
@@ -164,7 +164,7 @@
                                   <w:tblDescription w:val="Cover page layout"/>
                                 </w:tblPr>
                                 <w:tblGrid>
-                                  <w:gridCol w:w="11860"/>
+                                  <w:gridCol w:w="11875"/>
                                 </w:tblGrid>
                                 <w:tr>
                                   <w:trPr>
@@ -264,9 +264,9 @@
                                         <w:tblDescription w:val="Cover page info"/>
                                       </w:tblPr>
                                       <w:tblGrid>
-                                        <w:gridCol w:w="3953"/>
-                                        <w:gridCol w:w="3756"/>
-                                        <w:gridCol w:w="4151"/>
+                                        <w:gridCol w:w="3959"/>
+                                        <w:gridCol w:w="3760"/>
+                                        <w:gridCol w:w="4156"/>
                                       </w:tblGrid>
                                       <w:tr>
                                         <w:trPr>
@@ -587,7 +587,7 @@
                             <w:tblDescription w:val="Cover page layout"/>
                           </w:tblPr>
                           <w:tblGrid>
-                            <w:gridCol w:w="11860"/>
+                            <w:gridCol w:w="11875"/>
                           </w:tblGrid>
                           <w:tr>
                             <w:trPr>
@@ -687,9 +687,9 @@
                                   <w:tblDescription w:val="Cover page info"/>
                                 </w:tblPr>
                                 <w:tblGrid>
-                                  <w:gridCol w:w="3953"/>
-                                  <w:gridCol w:w="3756"/>
-                                  <w:gridCol w:w="4151"/>
+                                  <w:gridCol w:w="3959"/>
+                                  <w:gridCol w:w="3760"/>
+                                  <w:gridCol w:w="4156"/>
                                 </w:tblGrid>
                                 <w:tr>
                                   <w:trPr>
@@ -6878,6 +6878,8 @@
         </w:rPr>
         <w:t xml:space="preserve">سيكون </w:t>
       </w:r>
+      <w:bookmarkStart w:id="26" w:name="اساس"/>
+      <w:bookmarkEnd w:id="26"/>
       <w:r>
         <w:rPr>
           <w:rFonts w:ascii="Tajawal" w:hAnsi="Tajawal" w:cs="Tajawal"/>
@@ -6987,7 +6989,7 @@
           <w:lang w:val="en-US"/>
         </w:rPr>
       </w:pPr>
-      <w:bookmarkStart w:id="26" w:name="_Toc215478375"/>
+      <w:bookmarkStart w:id="27" w:name="_Toc215478375"/>
       <w:r>
         <w:rPr>
           <w:rFonts w:ascii="Tajawal" w:hAnsi="Tajawal" w:cs="Tajawal"/>
@@ -6996,7 +6998,7 @@
         </w:rPr>
         <w:t>فرضية القيمة</w:t>
       </w:r>
-      <w:bookmarkEnd w:id="26"/>
+      <w:bookmarkEnd w:id="27"/>
       <w:r>
         <w:rPr>
           <w:rFonts w:ascii="Tajawal" w:hAnsi="Tajawal" w:cs="Tajawal"/>
@@ -7017,8 +7019,8 @@
           <w:lang w:val="en-US"/>
         </w:rPr>
       </w:pPr>
-      <w:bookmarkStart w:id="27" w:name="فرضية"/>
-      <w:bookmarkEnd w:id="27"/>
+      <w:bookmarkStart w:id="28" w:name="فرضية"/>
+      <w:bookmarkEnd w:id="28"/>
       <w:r>
         <w:rPr>
           <w:rFonts w:ascii="Tajawal" w:hAnsi="Tajawal" w:cs="Tajawal"/>
@@ -7046,8 +7048,8 @@
         </w:rPr>
         <w:t>ة يسـتخدم مصطلـح «</w:t>
       </w:r>
-      <w:bookmarkStart w:id="28" w:name="فرضية1"/>
-      <w:bookmarkEnd w:id="28"/>
+      <w:bookmarkStart w:id="29" w:name="فرضية1"/>
+      <w:bookmarkEnd w:id="29"/>
       <w:r>
         <w:rPr>
           <w:rFonts w:ascii="Tajawal" w:hAnsi="Tajawal" w:cs="Tajawal"/>
@@ -7081,7 +7083,7 @@
           <w:lang w:val="en-US"/>
         </w:rPr>
       </w:pPr>
-      <w:bookmarkStart w:id="29" w:name="_Toc215478376"/>
+      <w:bookmarkStart w:id="30" w:name="_Toc215478376"/>
       <w:r>
         <w:rPr>
           <w:rFonts w:ascii="Tajawal" w:hAnsi="Tajawal" w:cs="Tajawal"/>
@@ -7090,7 +7092,7 @@
         </w:rPr>
         <w:t>القيود على الاستخدام أو التوزيع أو النشر</w:t>
       </w:r>
-      <w:bookmarkEnd w:id="29"/>
+      <w:bookmarkEnd w:id="30"/>
     </w:p>
     <w:p>
       <w:pPr>
@@ -7320,7 +7322,7 @@
           <w:lang w:val="en-US"/>
         </w:rPr>
       </w:pPr>
-      <w:bookmarkStart w:id="30" w:name="_Toc215478377"/>
+      <w:bookmarkStart w:id="31" w:name="_Toc215478377"/>
       <w:r>
         <w:rPr>
           <w:rFonts w:ascii="Tajawal" w:hAnsi="Tajawal" w:cs="Tajawal"/>
@@ -7329,7 +7331,7 @@
         </w:rPr>
         <w:t>الاستعانة بأخصائي</w:t>
       </w:r>
-      <w:bookmarkEnd w:id="30"/>
+      <w:bookmarkEnd w:id="31"/>
       <w:r>
         <w:rPr>
           <w:rFonts w:ascii="Tajawal" w:hAnsi="Tajawal" w:cs="Tajawal"/>
@@ -7414,7 +7416,7 @@
           <w:lang w:val="en-US"/>
         </w:rPr>
       </w:pPr>
-      <w:bookmarkStart w:id="31" w:name="_Toc215478378"/>
+      <w:bookmarkStart w:id="32" w:name="_Toc215478378"/>
       <w:r>
         <w:rPr>
           <w:rFonts w:ascii="Tajawal" w:hAnsi="Tajawal" w:cs="Tajawal"/>
@@ -7423,7 +7425,7 @@
         </w:rPr>
         <w:t>العوامل البيئة والاجتماعية والحوكمة</w:t>
       </w:r>
-      <w:bookmarkEnd w:id="31"/>
+      <w:bookmarkEnd w:id="32"/>
     </w:p>
     <w:p>
       <w:pPr>
@@ -7478,7 +7480,7 @@
           <w:lang w:val="en-US"/>
         </w:rPr>
       </w:pPr>
-      <w:bookmarkStart w:id="32" w:name="_Toc215478379"/>
+      <w:bookmarkStart w:id="33" w:name="_Toc215478379"/>
       <w:r>
         <w:rPr>
           <w:rFonts w:ascii="Tajawal" w:hAnsi="Tajawal" w:cs="Tajawal"/>
@@ -7487,7 +7489,7 @@
         </w:rPr>
         <w:t>نوع التقرير</w:t>
       </w:r>
-      <w:bookmarkEnd w:id="32"/>
+      <w:bookmarkEnd w:id="33"/>
     </w:p>
     <w:p>
       <w:pPr>
@@ -7581,7 +7583,7 @@
           <w:lang w:val="en-US"/>
         </w:rPr>
       </w:pPr>
-      <w:bookmarkStart w:id="33" w:name="_Toc215478380"/>
+      <w:bookmarkStart w:id="34" w:name="_Toc215478380"/>
       <w:r>
         <w:rPr>
           <w:rFonts w:ascii="Tajawal" w:hAnsi="Tajawal" w:cs="Tajawal"/>
@@ -7590,7 +7592,7 @@
         </w:rPr>
         <w:t>طبيعة ومصادر المعلومات التي تم الاعتماد عليها (المدخلات الرئيسية المستخدمة)</w:t>
       </w:r>
-      <w:bookmarkEnd w:id="33"/>
+      <w:bookmarkEnd w:id="34"/>
     </w:p>
     <w:p>
       <w:pPr>
@@ -7729,7 +7731,7 @@
           <w:lang w:val="en-US"/>
         </w:rPr>
       </w:pPr>
-      <w:bookmarkStart w:id="34" w:name="_Toc215478381"/>
+      <w:bookmarkStart w:id="35" w:name="_Toc215478381"/>
       <w:r>
         <w:rPr>
           <w:rFonts w:ascii="Tajawal" w:hAnsi="Tajawal" w:cs="Tajawal"/>
@@ -7739,7 +7741,7 @@
         <w:lastRenderedPageBreak/>
         <w:t>الأصل محل التقييم</w:t>
       </w:r>
-      <w:bookmarkEnd w:id="34"/>
+      <w:bookmarkEnd w:id="35"/>
     </w:p>
     <w:p>
       <w:pPr>
@@ -7754,7 +7756,7 @@
           <w:lang w:val="en-US"/>
         </w:rPr>
       </w:pPr>
-      <w:bookmarkStart w:id="35" w:name="_Toc215478382"/>
+      <w:bookmarkStart w:id="36" w:name="_Toc215478382"/>
       <w:r>
         <w:rPr>
           <w:rFonts w:ascii="Tajawal" w:hAnsi="Tajawal" w:cs="Tajawal"/>
@@ -7763,7 +7765,7 @@
         </w:rPr>
         <w:t>الوصف الجزئي</w:t>
       </w:r>
-      <w:bookmarkEnd w:id="35"/>
+      <w:bookmarkEnd w:id="36"/>
     </w:p>
     <w:p>
       <w:pPr>
@@ -7777,8 +7779,8 @@
           <w:lang w:val="en-US"/>
         </w:rPr>
       </w:pPr>
-      <w:bookmarkStart w:id="36" w:name="عنوانغ"/>
-      <w:bookmarkEnd w:id="36"/>
+      <w:bookmarkStart w:id="37" w:name="عنوانغ"/>
+      <w:bookmarkEnd w:id="37"/>
       <w:r>
         <w:rPr>
           <w:rFonts w:ascii="Tajawal" w:hAnsi="Tajawal" w:cs="Tajawal"/>
@@ -7847,7 +7849,7 @@
           <w:lang w:val="en-US"/>
         </w:rPr>
       </w:pPr>
-      <w:bookmarkStart w:id="37" w:name="_Toc215478383"/>
+      <w:bookmarkStart w:id="38" w:name="_Toc215478383"/>
       <w:r>
         <w:rPr>
           <w:rFonts w:ascii="Tajawal" w:hAnsi="Tajawal" w:cs="Tajawal"/>
@@ -7856,7 +7858,7 @@
         </w:rPr>
         <w:t>الاستثناءات</w:t>
       </w:r>
-      <w:bookmarkEnd w:id="37"/>
+      <w:bookmarkEnd w:id="38"/>
     </w:p>
     <w:p>
       <w:pPr>
@@ -7991,7 +7993,7 @@
           <w:lang w:val="en-US"/>
         </w:rPr>
       </w:pPr>
-      <w:bookmarkStart w:id="38" w:name="_Toc215478384"/>
+      <w:bookmarkStart w:id="39" w:name="_Toc215478384"/>
       <w:r>
         <w:rPr>
           <w:rFonts w:ascii="Tajawal" w:hAnsi="Tajawal" w:cs="Tajawal"/>
@@ -8000,7 +8002,7 @@
         </w:rPr>
         <w:t>العملة</w:t>
       </w:r>
-      <w:bookmarkEnd w:id="38"/>
+      <w:bookmarkEnd w:id="39"/>
     </w:p>
     <w:p>
       <w:pPr>
@@ -8046,7 +8048,7 @@
           <w:lang w:val="en-US"/>
         </w:rPr>
       </w:pPr>
-      <w:bookmarkStart w:id="39" w:name="_Toc215478385"/>
+      <w:bookmarkStart w:id="40" w:name="_Toc215478385"/>
       <w:r>
         <w:rPr>
           <w:rFonts w:ascii="Tajawal" w:hAnsi="Tajawal" w:cs="Tajawal"/>
@@ -8055,7 +8057,7 @@
         </w:rPr>
         <w:t>إجراءات التقييم</w:t>
       </w:r>
-      <w:bookmarkEnd w:id="39"/>
+      <w:bookmarkEnd w:id="40"/>
     </w:p>
     <w:p>
       <w:pPr>
@@ -8309,7 +8311,7 @@
           <w:rtl/>
         </w:rPr>
       </w:pPr>
-      <w:bookmarkStart w:id="40" w:name="_Toc215478386"/>
+      <w:bookmarkStart w:id="41" w:name="_Toc215478386"/>
       <w:r>
         <w:rPr>
           <w:rFonts w:ascii="Tajawal" w:hAnsi="Tajawal" w:cs="Tajawal"/>
@@ -8317,7 +8319,7 @@
         </w:rPr>
         <w:t>المعاينة</w:t>
       </w:r>
-      <w:bookmarkEnd w:id="40"/>
+      <w:bookmarkEnd w:id="41"/>
     </w:p>
     <w:p>
       <w:pPr>
@@ -8364,8 +8366,8 @@
         </w:rPr>
         <w:t xml:space="preserve"> </w:t>
       </w:r>
-      <w:bookmarkStart w:id="41" w:name="موقع"/>
-      <w:bookmarkEnd w:id="41"/>
+      <w:bookmarkStart w:id="42" w:name="موقع"/>
+      <w:bookmarkEnd w:id="42"/>
       <w:r>
         <w:rPr>
           <w:rFonts w:ascii="Tajawal" w:hAnsi="Tajawal" w:cs="Tajawal"/>
@@ -8402,8 +8404,8 @@
         </w:rPr>
         <w:t xml:space="preserve"> </w:t>
       </w:r>
-      <w:bookmarkStart w:id="42" w:name="تاريختقييمت"/>
-      <w:bookmarkEnd w:id="42"/>
+      <w:bookmarkStart w:id="43" w:name="تاريختقييمت"/>
+      <w:bookmarkEnd w:id="43"/>
       <w:r>
         <w:rPr>
           <w:rFonts w:ascii="Tajawal" w:hAnsi="Tajawal" w:cs="Tajawal" w:hint="cs"/>
@@ -8411,8 +8413,8 @@
         </w:rPr>
         <w:t xml:space="preserve"> </w:t>
       </w:r>
-      <w:bookmarkStart w:id="43" w:name="تاريخمعاين"/>
-      <w:bookmarkEnd w:id="43"/>
+      <w:bookmarkStart w:id="44" w:name="تاريخمعاين"/>
+      <w:bookmarkEnd w:id="44"/>
       <w:r>
         <w:rPr>
           <w:rFonts w:ascii="Tajawal" w:hAnsi="Tajawal" w:cs="Tajawal" w:hint="cs"/>
@@ -8443,8 +8445,8 @@
         </w:rPr>
         <w:t>الموقع:</w:t>
       </w:r>
-      <w:bookmarkStart w:id="44" w:name="قوقل"/>
-      <w:bookmarkEnd w:id="44"/>
+      <w:bookmarkStart w:id="45" w:name="قوقل"/>
+      <w:bookmarkEnd w:id="45"/>
       <w:r>
         <w:rPr>
           <w:rFonts w:ascii="Tajawal" w:hAnsi="Tajawal" w:cs="Tajawal"/>
@@ -8466,7 +8468,7 @@
           <w:rtl/>
         </w:rPr>
       </w:pPr>
-      <w:bookmarkStart w:id="45" w:name="_Toc215478387"/>
+      <w:bookmarkStart w:id="46" w:name="_Toc215478387"/>
       <w:r>
         <w:rPr>
           <w:rFonts w:ascii="Tajawal" w:hAnsi="Tajawal" w:cs="Tajawal"/>
@@ -8475,7 +8477,7 @@
         <w:lastRenderedPageBreak/>
         <w:t>منهجية التقييم والتحليل</w:t>
       </w:r>
-      <w:bookmarkEnd w:id="45"/>
+      <w:bookmarkEnd w:id="46"/>
     </w:p>
     <w:p>
       <w:pPr>
@@ -8728,7 +8730,7 @@
           <w:rFonts w:ascii="Tajawal" w:hAnsi="Tajawal" w:cs="Tajawal"/>
         </w:rPr>
       </w:pPr>
-      <w:bookmarkStart w:id="46" w:name="_Toc215478388"/>
+      <w:bookmarkStart w:id="47" w:name="_Toc215478388"/>
       <w:r>
         <w:rPr>
           <w:rFonts w:ascii="Tajawal" w:hAnsi="Tajawal" w:cs="Tajawal"/>
@@ -8736,7 +8738,7 @@
         </w:rPr>
         <w:t>تطبيق أسلوب السوق</w:t>
       </w:r>
-      <w:bookmarkEnd w:id="46"/>
+      <w:bookmarkEnd w:id="47"/>
     </w:p>
     <w:p>
       <w:pPr>
@@ -8871,7 +8873,7 @@
           <w:lang w:val="en-US"/>
         </w:rPr>
       </w:pPr>
-      <w:bookmarkStart w:id="47" w:name="_Toc215478389"/>
+      <w:bookmarkStart w:id="48" w:name="_Toc215478389"/>
       <w:r>
         <w:rPr>
           <w:rFonts w:ascii="Tajawal" w:hAnsi="Tajawal" w:cs="Tajawal"/>
@@ -8880,7 +8882,7 @@
         </w:rPr>
         <w:t>الافتراضات المهمة والافتراضات الخاصة</w:t>
       </w:r>
-      <w:bookmarkEnd w:id="47"/>
+      <w:bookmarkEnd w:id="48"/>
     </w:p>
     <w:p>
       <w:pPr>
@@ -9853,7 +9855,7 @@
           <w:lang w:val="en-US"/>
         </w:rPr>
       </w:pPr>
-      <w:bookmarkStart w:id="48" w:name="_Toc215478390"/>
+      <w:bookmarkStart w:id="49" w:name="_Toc215478390"/>
       <w:r>
         <w:rPr>
           <w:rFonts w:ascii="Tajawal" w:hAnsi="Tajawal" w:cs="Tajawal"/>
@@ -9886,7 +9888,7 @@
         <w:lastRenderedPageBreak/>
         <w:t>رأي القيمة</w:t>
       </w:r>
-      <w:bookmarkEnd w:id="48"/>
+      <w:bookmarkEnd w:id="49"/>
     </w:p>
     <w:p>
       <w:pPr>
@@ -10005,8 +10007,8 @@
         </w:rPr>
         <w:t xml:space="preserve"> </w:t>
       </w:r>
-      <w:bookmarkStart w:id="49" w:name="قيمة"/>
-      <w:bookmarkEnd w:id="49"/>
+      <w:bookmarkStart w:id="50" w:name="قيمة"/>
+      <w:bookmarkEnd w:id="50"/>
       <w:r>
         <w:rPr>
           <w:rFonts w:ascii="Tajawal" w:hAnsi="Tajawal" w:cs="Tajawal"/>
@@ -10029,8 +10031,8 @@
         </w:rPr>
         <w:t xml:space="preserve">ر.س.) </w:t>
       </w:r>
-      <w:bookmarkStart w:id="50" w:name="قيمةاحرف"/>
-      <w:bookmarkEnd w:id="50"/>
+      <w:bookmarkStart w:id="51" w:name="قيمةاحرف"/>
+      <w:bookmarkEnd w:id="51"/>
       <w:r>
         <w:rPr>
           <w:rFonts w:ascii="Tajawal" w:hAnsi="Tajawal" w:cs="Tajawal"/>
@@ -10832,7 +10834,7 @@
           <w:lang w:val="en-US"/>
         </w:rPr>
       </w:pPr>
-      <w:bookmarkStart w:id="51" w:name="_Toc215478391"/>
+      <w:bookmarkStart w:id="52" w:name="_Toc215478391"/>
     </w:p>
     <w:p>
       <w:pPr>
@@ -10853,7 +10855,7 @@
         </w:rPr>
         <w:t>مرفق 1: الوصف الجزئي وحسابات القيمة</w:t>
       </w:r>
-      <w:bookmarkEnd w:id="51"/>
+      <w:bookmarkEnd w:id="52"/>
     </w:p>
     <w:p>
       <w:pPr>
@@ -10864,8 +10866,8 @@
           <w:lang w:val="en-US"/>
         </w:rPr>
       </w:pPr>
-      <w:bookmarkStart w:id="52" w:name="صورحسابات"/>
-      <w:bookmarkEnd w:id="52"/>
+      <w:bookmarkStart w:id="53" w:name="صورحسابات"/>
+      <w:bookmarkEnd w:id="53"/>
     </w:p>
     <w:p>
       <w:pPr>
@@ -10925,7 +10927,7 @@
         <w:lastRenderedPageBreak/>
         <w:t xml:space="preserve"> </w:t>
       </w:r>
-      <w:bookmarkStart w:id="53" w:name="_Toc215478392"/>
+      <w:bookmarkStart w:id="54" w:name="_Toc215478392"/>
       <w:r>
         <w:rPr>
           <w:rFonts w:ascii="Tajawal" w:hAnsi="Tajawal" w:cs="Tajawal"/>
@@ -10934,8 +10936,8 @@
         </w:rPr>
         <w:t>مرفق 2: الصور الفوتوغرافية</w:t>
       </w:r>
-      <w:bookmarkStart w:id="54" w:name="_Hlk214541123"/>
-      <w:bookmarkEnd w:id="53"/>
+      <w:bookmarkStart w:id="55" w:name="_Hlk214541123"/>
+      <w:bookmarkEnd w:id="54"/>
     </w:p>
     <w:p>
       <w:pPr>
@@ -11008,8 +11010,8 @@
           </wp:inline>
         </w:drawing>
       </w:r>
-      <w:bookmarkStart w:id="55" w:name="صوراصول"/>
-      <w:bookmarkEnd w:id="55"/>
+      <w:bookmarkStart w:id="56" w:name="صوراصول"/>
+      <w:bookmarkEnd w:id="56"/>
       <w:r>
         <w:rPr>
           <w:rFonts w:ascii="Tajawal" w:hAnsi="Tajawal" w:cs="Tajawal"/>
@@ -11159,8 +11161,8 @@
           <w:lang w:val="en-US"/>
         </w:rPr>
       </w:pPr>
-      <w:bookmarkStart w:id="56" w:name="_Toc215478393"/>
-      <w:bookmarkEnd w:id="54"/>
+      <w:bookmarkStart w:id="57" w:name="_Toc215478393"/>
+      <w:bookmarkEnd w:id="55"/>
       <w:r>
         <w:rPr>
           <w:rFonts w:ascii="Tajawal" w:hAnsi="Tajawal" w:cs="Tajawal"/>
@@ -11170,7 +11172,7 @@
         <w:lastRenderedPageBreak/>
         <w:t>مرفق 3: المستندات المستلمة من العميل</w:t>
       </w:r>
-      <w:bookmarkEnd w:id="56"/>
+      <w:bookmarkEnd w:id="57"/>
       <w:r>
         <w:rPr>
           <w:rFonts w:ascii="Tajawal" w:hAnsi="Tajawal" w:cs="Tajawal"/>
@@ -11292,7 +11294,7 @@
           <w:docGrid w:linePitch="360"/>
         </w:sectPr>
       </w:pPr>
-      <w:bookmarkStart w:id="57" w:name="_Toc215478394"/>
+      <w:bookmarkStart w:id="58" w:name="_Toc215478394"/>
       <w:r>
         <w:rPr>
           <w:rFonts w:ascii="Tajawal" w:hAnsi="Tajawal" w:cs="Tajawal"/>
@@ -11317,7 +11319,7 @@
         </w:rPr>
         <w:t>: شهادة التسجيل في بوابة الخدمات الإلكترونية للهيئة السعودية للمقيمين المعتمدين "تقييم"</w:t>
       </w:r>
-      <w:bookmarkEnd w:id="57"/>
+      <w:bookmarkEnd w:id="58"/>
     </w:p>
     <w:p>
       <w:pPr>

--- a/public/files/نموذج تقرير الاسناد والتصفية انفاذ.docx
+++ b/public/files/نموذج تقرير الاسناد والتصفية انفاذ.docx
@@ -164,7 +164,7 @@
                                   <w:tblDescription w:val="Cover page layout"/>
                                 </w:tblPr>
                                 <w:tblGrid>
-                                  <w:gridCol w:w="11875"/>
+                                  <w:gridCol w:w="11860"/>
                                 </w:tblGrid>
                                 <w:tr>
                                   <w:trPr>
@@ -264,9 +264,9 @@
                                         <w:tblDescription w:val="Cover page info"/>
                                       </w:tblPr>
                                       <w:tblGrid>
-                                        <w:gridCol w:w="3959"/>
-                                        <w:gridCol w:w="3760"/>
-                                        <w:gridCol w:w="4156"/>
+                                        <w:gridCol w:w="3953"/>
+                                        <w:gridCol w:w="3756"/>
+                                        <w:gridCol w:w="4151"/>
                                       </w:tblGrid>
                                       <w:tr>
                                         <w:trPr>
@@ -587,7 +587,7 @@
                             <w:tblDescription w:val="Cover page layout"/>
                           </w:tblPr>
                           <w:tblGrid>
-                            <w:gridCol w:w="11875"/>
+                            <w:gridCol w:w="11860"/>
                           </w:tblGrid>
                           <w:tr>
                             <w:trPr>
@@ -687,9 +687,9 @@
                                   <w:tblDescription w:val="Cover page info"/>
                                 </w:tblPr>
                                 <w:tblGrid>
-                                  <w:gridCol w:w="3959"/>
-                                  <w:gridCol w:w="3760"/>
-                                  <w:gridCol w:w="4156"/>
+                                  <w:gridCol w:w="3953"/>
+                                  <w:gridCol w:w="3756"/>
+                                  <w:gridCol w:w="4151"/>
                                 </w:tblGrid>
                                 <w:tr>
                                   <w:trPr>
@@ -11186,11 +11186,13 @@
       <w:pPr>
         <w:bidi/>
         <w:rPr>
-          <w:rFonts w:ascii="Tajawal" w:hAnsi="Tajawal" w:cs="Tajawal"/>
-          <w:rtl/>
-          <w:lang w:val="en-US"/>
-        </w:rPr>
-      </w:pPr>
+          <w:rFonts w:ascii="Tajawal" w:hAnsi="Tajawal" w:cs="Tajawal" w:hint="cs"/>
+          <w:rtl/>
+          <w:lang w:val="en-US"/>
+        </w:rPr>
+      </w:pPr>
+      <w:bookmarkStart w:id="58" w:name="مستنداتعميل"/>
+      <w:bookmarkEnd w:id="58"/>
     </w:p>
     <w:tbl>
       <w:tblPr>
@@ -11252,8 +11254,8 @@
           <w:headerReference w:type="default" r:id="rId27"/>
           <w:headerReference w:type="first" r:id="rId28"/>
           <w:footerReference w:type="first" r:id="rId29"/>
-          <w:pgSz w:w="16838" w:h="11906" w:orient="landscape"/>
-          <w:pgMar w:top="1440" w:right="2126" w:bottom="386" w:left="357" w:header="709" w:footer="709" w:gutter="0"/>
+          <w:pgSz w:w="11906" w:h="16838"/>
+          <w:pgMar w:top="2126" w:right="386" w:bottom="357" w:left="1440" w:header="709" w:footer="709" w:gutter="0"/>
           <w:cols w:space="708"/>
           <w:titlePg/>
           <w:docGrid w:linePitch="360"/>
@@ -11294,7 +11296,7 @@
           <w:docGrid w:linePitch="360"/>
         </w:sectPr>
       </w:pPr>
-      <w:bookmarkStart w:id="58" w:name="_Toc215478394"/>
+      <w:bookmarkStart w:id="59" w:name="_Toc215478394"/>
       <w:r>
         <w:rPr>
           <w:rFonts w:ascii="Tajawal" w:hAnsi="Tajawal" w:cs="Tajawal"/>
@@ -11319,7 +11321,7 @@
         </w:rPr>
         <w:t>: شهادة التسجيل في بوابة الخدمات الإلكترونية للهيئة السعودية للمقيمين المعتمدين "تقييم"</w:t>
       </w:r>
-      <w:bookmarkEnd w:id="58"/>
+      <w:bookmarkEnd w:id="59"/>
     </w:p>
     <w:p>
       <w:pPr>
